--- a/Stack/Stack.docx
+++ b/Stack/Stack.docx
@@ -35,22 +35,72 @@
       <w:r>
         <w:t> is a linear data structure that follows a particular order in which the operations are performed. The order may be </w:t>
       </w:r>
-      <w:r>
-        <w:rPr>
-          <w:b/>
-          <w:bCs/>
-        </w:rPr>
-        <w:t>LIFO(Last In First Out)</w:t>
+      <w:proofErr w:type="gramStart"/>
+      <w:r>
+        <w:rPr>
+          <w:b/>
+          <w:bCs/>
+        </w:rPr>
+        <w:t>LIFO(</w:t>
+      </w:r>
+      <w:proofErr w:type="gramEnd"/>
+      <w:r>
+        <w:rPr>
+          <w:b/>
+          <w:bCs/>
+        </w:rPr>
+        <w:t xml:space="preserve">Last </w:t>
+      </w:r>
+      <w:proofErr w:type="gramStart"/>
+      <w:r>
+        <w:rPr>
+          <w:b/>
+          <w:bCs/>
+        </w:rPr>
+        <w:t>In</w:t>
+      </w:r>
+      <w:proofErr w:type="gramEnd"/>
+      <w:r>
+        <w:rPr>
+          <w:b/>
+          <w:bCs/>
+        </w:rPr>
+        <w:t xml:space="preserve"> First Out)</w:t>
       </w:r>
       <w:r>
         <w:t> or </w:t>
       </w:r>
-      <w:r>
-        <w:rPr>
-          <w:b/>
-          <w:bCs/>
-        </w:rPr>
-        <w:t>FILO(First In Last Out)</w:t>
+      <w:proofErr w:type="gramStart"/>
+      <w:r>
+        <w:rPr>
+          <w:b/>
+          <w:bCs/>
+        </w:rPr>
+        <w:t>FILO(</w:t>
+      </w:r>
+      <w:proofErr w:type="gramEnd"/>
+      <w:r>
+        <w:rPr>
+          <w:b/>
+          <w:bCs/>
+        </w:rPr>
+        <w:t xml:space="preserve">First </w:t>
+      </w:r>
+      <w:proofErr w:type="gramStart"/>
+      <w:r>
+        <w:rPr>
+          <w:b/>
+          <w:bCs/>
+        </w:rPr>
+        <w:t>In</w:t>
+      </w:r>
+      <w:proofErr w:type="gramEnd"/>
+      <w:r>
+        <w:rPr>
+          <w:b/>
+          <w:bCs/>
+        </w:rPr>
+        <w:t xml:space="preserve"> Last Out)</w:t>
       </w:r>
       <w:r>
         <w:t>. </w:t>
@@ -105,13 +155,41 @@
           <w:bCs/>
         </w:rPr>
       </w:pPr>
+      <w:proofErr w:type="gramStart"/>
       <w:r>
         <w:rPr>
           <w:b/>
           <w:bCs/>
           <w:highlight w:val="yellow"/>
         </w:rPr>
-        <w:t>LIFO(Last In First Out) Principle</w:t>
+        <w:t>LIFO(</w:t>
+      </w:r>
+      <w:proofErr w:type="gramEnd"/>
+      <w:r>
+        <w:rPr>
+          <w:b/>
+          <w:bCs/>
+          <w:highlight w:val="yellow"/>
+        </w:rPr>
+        <w:t xml:space="preserve">Last </w:t>
+      </w:r>
+      <w:proofErr w:type="gramStart"/>
+      <w:r>
+        <w:rPr>
+          <w:b/>
+          <w:bCs/>
+          <w:highlight w:val="yellow"/>
+        </w:rPr>
+        <w:t>In</w:t>
+      </w:r>
+      <w:proofErr w:type="gramEnd"/>
+      <w:r>
+        <w:rPr>
+          <w:b/>
+          <w:bCs/>
+          <w:highlight w:val="yellow"/>
+        </w:rPr>
+        <w:t xml:space="preserve"> First Out) Principle</w:t>
       </w:r>
     </w:p>
     <w:p>
@@ -211,7 +289,25 @@
           <w:bCs/>
           <w:highlight w:val="yellow"/>
         </w:rPr>
-        <w:t>Types of Stack:</w:t>
+        <w:t xml:space="preserve">Types of </w:t>
+      </w:r>
+      <w:proofErr w:type="gramStart"/>
+      <w:r>
+        <w:rPr>
+          <w:b/>
+          <w:bCs/>
+          <w:highlight w:val="yellow"/>
+        </w:rPr>
+        <w:t>Stack</w:t>
+      </w:r>
+      <w:proofErr w:type="gramEnd"/>
+      <w:r>
+        <w:rPr>
+          <w:b/>
+          <w:bCs/>
+          <w:highlight w:val="yellow"/>
+        </w:rPr>
+        <w:t>:</w:t>
       </w:r>
     </w:p>
     <w:p>
@@ -385,7 +481,15 @@
         <w:t> Dynamic Array</w:t>
       </w:r>
       <w:r>
-        <w:t> (like vector in C++ or ArrayList in Java) → resizes automatically.</w:t>
+        <w:t xml:space="preserve"> (like vector in C++ or </w:t>
+      </w:r>
+      <w:proofErr w:type="spellStart"/>
+      <w:r>
+        <w:t>ArrayList</w:t>
+      </w:r>
+      <w:proofErr w:type="spellEnd"/>
+      <w:r>
+        <w:t xml:space="preserve"> in Java) → resizes automatically.</w:t>
       </w:r>
     </w:p>
     <w:p>
@@ -411,8 +515,21 @@
       </w:r>
     </w:p>
     <w:p>
-      <w:r>
-        <w:t>In order to make manipulations in a stack, there are certain operations provided to us.</w:t>
+      <w:proofErr w:type="gramStart"/>
+      <w:r>
+        <w:t>In order to</w:t>
+      </w:r>
+      <w:proofErr w:type="gramEnd"/>
+      <w:r>
+        <w:t xml:space="preserve"> make manipulations in a stack, </w:t>
+      </w:r>
+      <w:proofErr w:type="gramStart"/>
+      <w:r>
+        <w:t>there are certain operations</w:t>
+      </w:r>
+      <w:proofErr w:type="gramEnd"/>
+      <w:r>
+        <w:t xml:space="preserve"> provided to us.</w:t>
       </w:r>
     </w:p>
     <w:p>
@@ -422,12 +539,21 @@
           <w:numId w:val="15"/>
         </w:numPr>
       </w:pPr>
-      <w:r>
-        <w:rPr>
-          <w:b/>
-          <w:bCs/>
-        </w:rPr>
-        <w:t>push() </w:t>
+      <w:proofErr w:type="gramStart"/>
+      <w:r>
+        <w:rPr>
+          <w:b/>
+          <w:bCs/>
+        </w:rPr>
+        <w:t>push(</w:t>
+      </w:r>
+      <w:proofErr w:type="gramEnd"/>
+      <w:r>
+        <w:rPr>
+          <w:b/>
+          <w:bCs/>
+        </w:rPr>
+        <w:t>) </w:t>
       </w:r>
       <w:r>
         <w:t>to insert an element into the stack.</w:t>
@@ -440,12 +566,21 @@
           <w:numId w:val="16"/>
         </w:numPr>
       </w:pPr>
-      <w:r>
-        <w:rPr>
-          <w:b/>
-          <w:bCs/>
-        </w:rPr>
-        <w:t>pop() </w:t>
+      <w:proofErr w:type="gramStart"/>
+      <w:r>
+        <w:rPr>
+          <w:b/>
+          <w:bCs/>
+        </w:rPr>
+        <w:t>pop(</w:t>
+      </w:r>
+      <w:proofErr w:type="gramEnd"/>
+      <w:r>
+        <w:rPr>
+          <w:b/>
+          <w:bCs/>
+        </w:rPr>
+        <w:t>) </w:t>
       </w:r>
       <w:r>
         <w:t>to remove an element from the stack.</w:t>
@@ -458,12 +593,21 @@
           <w:numId w:val="17"/>
         </w:numPr>
       </w:pPr>
-      <w:r>
-        <w:rPr>
-          <w:b/>
-          <w:bCs/>
-        </w:rPr>
-        <w:t>top() </w:t>
+      <w:proofErr w:type="gramStart"/>
+      <w:r>
+        <w:rPr>
+          <w:b/>
+          <w:bCs/>
+        </w:rPr>
+        <w:t>top(</w:t>
+      </w:r>
+      <w:proofErr w:type="gramEnd"/>
+      <w:r>
+        <w:rPr>
+          <w:b/>
+          <w:bCs/>
+        </w:rPr>
+        <w:t>) </w:t>
       </w:r>
       <w:r>
         <w:t>Returns the top element of the stack.</w:t>
@@ -476,12 +620,30 @@
           <w:numId w:val="18"/>
         </w:numPr>
       </w:pPr>
-      <w:r>
-        <w:rPr>
-          <w:b/>
-          <w:bCs/>
-        </w:rPr>
-        <w:t>isEmpty() </w:t>
+      <w:proofErr w:type="spellStart"/>
+      <w:proofErr w:type="gramStart"/>
+      <w:r>
+        <w:rPr>
+          <w:b/>
+          <w:bCs/>
+        </w:rPr>
+        <w:t>isEmpty</w:t>
+      </w:r>
+      <w:proofErr w:type="spellEnd"/>
+      <w:r>
+        <w:rPr>
+          <w:b/>
+          <w:bCs/>
+        </w:rPr>
+        <w:t>(</w:t>
+      </w:r>
+      <w:proofErr w:type="gramEnd"/>
+      <w:r>
+        <w:rPr>
+          <w:b/>
+          <w:bCs/>
+        </w:rPr>
+        <w:t>) </w:t>
       </w:r>
       <w:r>
         <w:t>returns true if stack is empty else false.</w:t>
@@ -494,12 +656,21 @@
           <w:numId w:val="19"/>
         </w:numPr>
       </w:pPr>
-      <w:r>
-        <w:rPr>
-          <w:b/>
-          <w:bCs/>
-        </w:rPr>
-        <w:t>size()</w:t>
+      <w:proofErr w:type="gramStart"/>
+      <w:r>
+        <w:rPr>
+          <w:b/>
+          <w:bCs/>
+        </w:rPr>
+        <w:t>size(</w:t>
+      </w:r>
+      <w:proofErr w:type="gramEnd"/>
+      <w:r>
+        <w:rPr>
+          <w:b/>
+          <w:bCs/>
+        </w:rPr>
+        <w:t>)</w:t>
       </w:r>
       <w:r>
         <w:t> returns the size of the stack.</w:t>
@@ -648,8 +819,21 @@
     </w:p>
     <w:p>
       <w:r>
-        <w:t>let st = [];</w:t>
-      </w:r>
+        <w:t xml:space="preserve">let </w:t>
+      </w:r>
+      <w:proofErr w:type="spellStart"/>
+      <w:r>
+        <w:t>st</w:t>
+      </w:r>
+      <w:proofErr w:type="spellEnd"/>
+      <w:r>
+        <w:t xml:space="preserve"> = [</w:t>
+      </w:r>
+      <w:proofErr w:type="gramStart"/>
+      <w:r>
+        <w:t>];</w:t>
+      </w:r>
+      <w:proofErr w:type="gramEnd"/>
     </w:p>
     <w:p/>
     <w:p>
@@ -658,18 +842,63 @@
       </w:r>
     </w:p>
     <w:p>
-      <w:r>
-        <w:t>st.push(1);  // pushes 1</w:t>
-      </w:r>
-    </w:p>
-    <w:p>
-      <w:r>
-        <w:t>st.push(2);  // pushes 2</w:t>
-      </w:r>
-    </w:p>
-    <w:p>
-      <w:r>
-        <w:t>st.push(3);  // pushes 3</w:t>
+      <w:proofErr w:type="spellStart"/>
+      <w:proofErr w:type="gramStart"/>
+      <w:r>
+        <w:t>st.push</w:t>
+      </w:r>
+      <w:proofErr w:type="spellEnd"/>
+      <w:proofErr w:type="gramEnd"/>
+      <w:r>
+        <w:t>(1</w:t>
+      </w:r>
+      <w:proofErr w:type="gramStart"/>
+      <w:r>
+        <w:t>);  /</w:t>
+      </w:r>
+      <w:proofErr w:type="gramEnd"/>
+      <w:r>
+        <w:t>/ pushes 1</w:t>
+      </w:r>
+    </w:p>
+    <w:p>
+      <w:proofErr w:type="spellStart"/>
+      <w:proofErr w:type="gramStart"/>
+      <w:r>
+        <w:t>st.push</w:t>
+      </w:r>
+      <w:proofErr w:type="spellEnd"/>
+      <w:proofErr w:type="gramEnd"/>
+      <w:r>
+        <w:t>(2</w:t>
+      </w:r>
+      <w:proofErr w:type="gramStart"/>
+      <w:r>
+        <w:t>);  /</w:t>
+      </w:r>
+      <w:proofErr w:type="gramEnd"/>
+      <w:r>
+        <w:t>/ pushes 2</w:t>
+      </w:r>
+    </w:p>
+    <w:p>
+      <w:proofErr w:type="spellStart"/>
+      <w:proofErr w:type="gramStart"/>
+      <w:r>
+        <w:t>st.push</w:t>
+      </w:r>
+      <w:proofErr w:type="spellEnd"/>
+      <w:proofErr w:type="gramEnd"/>
+      <w:r>
+        <w:t>(3</w:t>
+      </w:r>
+      <w:proofErr w:type="gramStart"/>
+      <w:r>
+        <w:t>);  /</w:t>
+      </w:r>
+      <w:proofErr w:type="gramEnd"/>
+      <w:r>
+        <w:t>/ pushes 3</w:t>
       </w:r>
     </w:p>
     <w:p/>
@@ -729,24 +958,73 @@
     </w:p>
     <w:p>
       <w:r>
-        <w:t>let st = [];</w:t>
-      </w:r>
+        <w:t xml:space="preserve">let </w:t>
+      </w:r>
+      <w:proofErr w:type="spellStart"/>
+      <w:r>
+        <w:t>st</w:t>
+      </w:r>
+      <w:proofErr w:type="spellEnd"/>
+      <w:r>
+        <w:t xml:space="preserve"> = [</w:t>
+      </w:r>
+      <w:proofErr w:type="gramStart"/>
+      <w:r>
+        <w:t>];</w:t>
+      </w:r>
+      <w:proofErr w:type="gramEnd"/>
     </w:p>
     <w:p/>
     <w:p>
-      <w:r>
-        <w:t>st.push(1);</w:t>
-      </w:r>
-    </w:p>
-    <w:p>
-      <w:r>
-        <w:t>st.push(2);</w:t>
-      </w:r>
-    </w:p>
-    <w:p>
-      <w:r>
-        <w:t>st.push(3);</w:t>
-      </w:r>
+      <w:proofErr w:type="spellStart"/>
+      <w:proofErr w:type="gramStart"/>
+      <w:r>
+        <w:t>st.push</w:t>
+      </w:r>
+      <w:proofErr w:type="spellEnd"/>
+      <w:proofErr w:type="gramEnd"/>
+      <w:r>
+        <w:t>(1</w:t>
+      </w:r>
+      <w:proofErr w:type="gramStart"/>
+      <w:r>
+        <w:t>);</w:t>
+      </w:r>
+      <w:proofErr w:type="gramEnd"/>
+    </w:p>
+    <w:p>
+      <w:proofErr w:type="spellStart"/>
+      <w:proofErr w:type="gramStart"/>
+      <w:r>
+        <w:t>st.push</w:t>
+      </w:r>
+      <w:proofErr w:type="spellEnd"/>
+      <w:proofErr w:type="gramEnd"/>
+      <w:r>
+        <w:t>(2</w:t>
+      </w:r>
+      <w:proofErr w:type="gramStart"/>
+      <w:r>
+        <w:t>);</w:t>
+      </w:r>
+      <w:proofErr w:type="gramEnd"/>
+    </w:p>
+    <w:p>
+      <w:proofErr w:type="spellStart"/>
+      <w:proofErr w:type="gramStart"/>
+      <w:r>
+        <w:t>st.push</w:t>
+      </w:r>
+      <w:proofErr w:type="spellEnd"/>
+      <w:proofErr w:type="gramEnd"/>
+      <w:r>
+        <w:t>(3</w:t>
+      </w:r>
+      <w:proofErr w:type="gramStart"/>
+      <w:r>
+        <w:t>);</w:t>
+      </w:r>
+      <w:proofErr w:type="gramEnd"/>
     </w:p>
     <w:p/>
     <w:p>
@@ -755,9 +1033,45 @@
       </w:r>
     </w:p>
     <w:p>
-      <w:r>
-        <w:t>console.log(st[st.length - 1].toString() + " ");</w:t>
-      </w:r>
+      <w:proofErr w:type="gramStart"/>
+      <w:r>
+        <w:t>console.log(</w:t>
+      </w:r>
+      <w:proofErr w:type="spellStart"/>
+      <w:r>
+        <w:t>st</w:t>
+      </w:r>
+      <w:proofErr w:type="spellEnd"/>
+      <w:r>
+        <w:t>[</w:t>
+      </w:r>
+      <w:proofErr w:type="spellStart"/>
+      <w:r>
+        <w:t>st.length</w:t>
+      </w:r>
+      <w:proofErr w:type="spellEnd"/>
+      <w:proofErr w:type="gramEnd"/>
+      <w:r>
+        <w:t xml:space="preserve"> - 1</w:t>
+      </w:r>
+      <w:proofErr w:type="gramStart"/>
+      <w:r>
+        <w:t>].</w:t>
+      </w:r>
+      <w:proofErr w:type="spellStart"/>
+      <w:r>
+        <w:t>toString</w:t>
+      </w:r>
+      <w:proofErr w:type="spellEnd"/>
+      <w:proofErr w:type="gramEnd"/>
+      <w:r>
+        <w:t>() + " "</w:t>
+      </w:r>
+      <w:proofErr w:type="gramStart"/>
+      <w:r>
+        <w:t>);</w:t>
+      </w:r>
+      <w:proofErr w:type="gramEnd"/>
     </w:p>
     <w:p/>
     <w:p>
@@ -810,8 +1124,21 @@
     </w:p>
     <w:p>
       <w:r>
-        <w:t>let st = [];</w:t>
-      </w:r>
+        <w:t xml:space="preserve">let </w:t>
+      </w:r>
+      <w:proofErr w:type="spellStart"/>
+      <w:r>
+        <w:t>st</w:t>
+      </w:r>
+      <w:proofErr w:type="spellEnd"/>
+      <w:r>
+        <w:t xml:space="preserve"> = [</w:t>
+      </w:r>
+      <w:proofErr w:type="gramStart"/>
+      <w:r>
+        <w:t>];</w:t>
+      </w:r>
+      <w:proofErr w:type="gramEnd"/>
     </w:p>
     <w:p/>
     <w:p>
@@ -821,13 +1148,36 @@
     </w:p>
     <w:p>
       <w:r>
-        <w:t>if (st.length === 0) {</w:t>
-      </w:r>
-    </w:p>
-    <w:p>
-      <w:r>
-        <w:t xml:space="preserve">    console.log("Stack is empty.");</w:t>
-      </w:r>
+        <w:t>if (</w:t>
+      </w:r>
+      <w:proofErr w:type="spellStart"/>
+      <w:proofErr w:type="gramStart"/>
+      <w:r>
+        <w:t>st.length</w:t>
+      </w:r>
+      <w:proofErr w:type="spellEnd"/>
+      <w:proofErr w:type="gramEnd"/>
+      <w:r>
+        <w:t xml:space="preserve"> === 0) {</w:t>
+      </w:r>
+    </w:p>
+    <w:p>
+      <w:r>
+        <w:t xml:space="preserve">    </w:t>
+      </w:r>
+      <w:proofErr w:type="gramStart"/>
+      <w:r>
+        <w:t>console.log(</w:t>
+      </w:r>
+      <w:proofErr w:type="gramEnd"/>
+      <w:r>
+        <w:t>"Stack is empty."</w:t>
+      </w:r>
+      <w:proofErr w:type="gramStart"/>
+      <w:r>
+        <w:t>);</w:t>
+      </w:r>
+      <w:proofErr w:type="gramEnd"/>
     </w:p>
     <w:p>
       <w:r>
@@ -836,8 +1186,21 @@
     </w:p>
     <w:p>
       <w:r>
-        <w:t xml:space="preserve">    console.log("Stack is not empty.");</w:t>
-      </w:r>
+        <w:t xml:space="preserve">    </w:t>
+      </w:r>
+      <w:proofErr w:type="gramStart"/>
+      <w:r>
+        <w:t>console.log(</w:t>
+      </w:r>
+      <w:proofErr w:type="gramEnd"/>
+      <w:r>
+        <w:t>"Stack is not empty."</w:t>
+      </w:r>
+      <w:proofErr w:type="gramStart"/>
+      <w:r>
+        <w:t>);</w:t>
+      </w:r>
+      <w:proofErr w:type="gramEnd"/>
     </w:p>
     <w:p>
       <w:r>
@@ -851,9 +1214,21 @@
       </w:r>
     </w:p>
     <w:p>
-      <w:r>
-        <w:t>st.push(1);</w:t>
-      </w:r>
+      <w:proofErr w:type="spellStart"/>
+      <w:proofErr w:type="gramStart"/>
+      <w:r>
+        <w:t>st.push</w:t>
+      </w:r>
+      <w:proofErr w:type="spellEnd"/>
+      <w:proofErr w:type="gramEnd"/>
+      <w:r>
+        <w:t>(1</w:t>
+      </w:r>
+      <w:proofErr w:type="gramStart"/>
+      <w:r>
+        <w:t>);</w:t>
+      </w:r>
+      <w:proofErr w:type="gramEnd"/>
     </w:p>
     <w:p/>
     <w:p>
@@ -864,13 +1239,36 @@
     </w:p>
     <w:p>
       <w:r>
-        <w:t>if (st.length === 0) {</w:t>
-      </w:r>
-    </w:p>
-    <w:p>
-      <w:r>
-        <w:t xml:space="preserve">    console.log("Stack is empty.");</w:t>
-      </w:r>
+        <w:t>if (</w:t>
+      </w:r>
+      <w:proofErr w:type="spellStart"/>
+      <w:proofErr w:type="gramStart"/>
+      <w:r>
+        <w:t>st.length</w:t>
+      </w:r>
+      <w:proofErr w:type="spellEnd"/>
+      <w:proofErr w:type="gramEnd"/>
+      <w:r>
+        <w:t xml:space="preserve"> === 0) {</w:t>
+      </w:r>
+    </w:p>
+    <w:p>
+      <w:r>
+        <w:t xml:space="preserve">    </w:t>
+      </w:r>
+      <w:proofErr w:type="gramStart"/>
+      <w:r>
+        <w:t>console.log(</w:t>
+      </w:r>
+      <w:proofErr w:type="gramEnd"/>
+      <w:r>
+        <w:t>"Stack is empty."</w:t>
+      </w:r>
+      <w:proofErr w:type="gramStart"/>
+      <w:r>
+        <w:t>);</w:t>
+      </w:r>
+      <w:proofErr w:type="gramEnd"/>
     </w:p>
     <w:p>
       <w:r>
@@ -879,8 +1277,21 @@
     </w:p>
     <w:p>
       <w:r>
-        <w:t xml:space="preserve">    console.log("Stack is not empty.");</w:t>
-      </w:r>
+        <w:t xml:space="preserve">    </w:t>
+      </w:r>
+      <w:proofErr w:type="gramStart"/>
+      <w:r>
+        <w:t>console.log(</w:t>
+      </w:r>
+      <w:proofErr w:type="gramEnd"/>
+      <w:r>
+        <w:t>"Stack is not empty."</w:t>
+      </w:r>
+      <w:proofErr w:type="gramStart"/>
+      <w:r>
+        <w:t>);</w:t>
+      </w:r>
+      <w:proofErr w:type="gramEnd"/>
     </w:p>
     <w:p>
       <w:r>
@@ -1097,11 +1508,24 @@
         </w:numPr>
       </w:pPr>
       <w:r>
-        <w:t>Implement Stack using Array</w:t>
-      </w:r>
-      <w:r>
-        <w:t>(with all operations )</w:t>
-      </w:r>
+        <w:t xml:space="preserve">Implement Stack using </w:t>
+      </w:r>
+      <w:proofErr w:type="gramStart"/>
+      <w:r>
+        <w:t>Array</w:t>
+      </w:r>
+      <w:r>
+        <w:t>(</w:t>
+      </w:r>
+      <w:proofErr w:type="gramEnd"/>
+      <w:r>
+        <w:t xml:space="preserve">with all </w:t>
+      </w:r>
+      <w:proofErr w:type="gramStart"/>
+      <w:r>
+        <w:t>operations )</w:t>
+      </w:r>
+      <w:proofErr w:type="gramEnd"/>
     </w:p>
     <w:p>
       <w:pPr>
@@ -1122,8 +1546,13 @@
         </w:numPr>
       </w:pPr>
       <w:r>
-        <w:t>Check for Balanced Parentheses ( ()[]{} )</w:t>
-      </w:r>
+        <w:t xml:space="preserve">Check for Balanced Parentheses </w:t>
+      </w:r>
+      <w:proofErr w:type="gramStart"/>
+      <w:r>
+        <w:t>( ()[]{} )</w:t>
+      </w:r>
+      <w:proofErr w:type="gramEnd"/>
     </w:p>
     <w:p>
       <w:pPr>
@@ -1223,7 +1652,15 @@
       </w:pPr>
       <w:r>
         <w:lastRenderedPageBreak/>
-        <w:t>Daily Temperatures (LeetCode 739)</w:t>
+        <w:t>Daily Temperatures (</w:t>
+      </w:r>
+      <w:proofErr w:type="spellStart"/>
+      <w:r>
+        <w:t>LeetCode</w:t>
+      </w:r>
+      <w:proofErr w:type="spellEnd"/>
+      <w:r>
+        <w:t xml:space="preserve"> 739)</w:t>
       </w:r>
     </w:p>
     <w:p>
@@ -1234,7 +1671,23 @@
         </w:numPr>
       </w:pPr>
       <w:r>
-        <w:t>Minimum Element in Stack (getMin in O(1))</w:t>
+        <w:t>Minimum Element in Stack (</w:t>
+      </w:r>
+      <w:proofErr w:type="spellStart"/>
+      <w:r>
+        <w:t>getMin</w:t>
+      </w:r>
+      <w:proofErr w:type="spellEnd"/>
+      <w:r>
+        <w:t xml:space="preserve"> in </w:t>
+      </w:r>
+      <w:proofErr w:type="gramStart"/>
+      <w:r>
+        <w:t>O(</w:t>
+      </w:r>
+      <w:proofErr w:type="gramEnd"/>
+      <w:r>
+        <w:t>1))</w:t>
       </w:r>
     </w:p>
     <w:p>
@@ -1256,7 +1709,15 @@
         </w:numPr>
       </w:pPr>
       <w:r>
-        <w:t>Trapping Rain Water (Stack-based)</w:t>
+        <w:t xml:space="preserve">Trapping </w:t>
+      </w:r>
+      <w:proofErr w:type="gramStart"/>
+      <w:r>
+        <w:t>Rain Water</w:t>
+      </w:r>
+      <w:proofErr w:type="gramEnd"/>
+      <w:r>
+        <w:t xml:space="preserve"> (Stack-based)</w:t>
       </w:r>
     </w:p>
     <w:p>
@@ -1267,7 +1728,15 @@
         </w:numPr>
       </w:pPr>
       <w:r>
-        <w:t>Simplify Path (LeetCode 71)</w:t>
+        <w:t>Simplify Path (</w:t>
+      </w:r>
+      <w:proofErr w:type="spellStart"/>
+      <w:r>
+        <w:t>LeetCode</w:t>
+      </w:r>
+      <w:proofErr w:type="spellEnd"/>
+      <w:r>
+        <w:t xml:space="preserve"> 71)</w:t>
       </w:r>
     </w:p>
     <w:p>
@@ -1301,7 +1770,23 @@
         </w:numPr>
       </w:pPr>
       <w:r>
-        <w:t>Min Stack (design stack with getMin in O(1))</w:t>
+        <w:t xml:space="preserve">Min Stack (design stack with </w:t>
+      </w:r>
+      <w:proofErr w:type="spellStart"/>
+      <w:r>
+        <w:t>getMin</w:t>
+      </w:r>
+      <w:proofErr w:type="spellEnd"/>
+      <w:r>
+        <w:t xml:space="preserve"> in </w:t>
+      </w:r>
+      <w:proofErr w:type="gramStart"/>
+      <w:r>
+        <w:t>O(</w:t>
+      </w:r>
+      <w:proofErr w:type="gramEnd"/>
+      <w:r>
+        <w:t>1))</w:t>
       </w:r>
     </w:p>
     <w:p>
@@ -1312,7 +1797,15 @@
         </w:numPr>
       </w:pPr>
       <w:r>
-        <w:t>Asteroid Collision (LeetCode 735)</w:t>
+        <w:t>Asteroid Collision (</w:t>
+      </w:r>
+      <w:proofErr w:type="spellStart"/>
+      <w:r>
+        <w:t>LeetCode</w:t>
+      </w:r>
+      <w:proofErr w:type="spellEnd"/>
+      <w:r>
+        <w:t xml:space="preserve"> 735)</w:t>
       </w:r>
     </w:p>
     <w:p>
@@ -1323,7 +1816,15 @@
         </w:numPr>
       </w:pPr>
       <w:r>
-        <w:t>Remove K Digits to form smallest number (LeetCode 402)</w:t>
+        <w:t>Remove K Digits to form smallest number (</w:t>
+      </w:r>
+      <w:proofErr w:type="spellStart"/>
+      <w:r>
+        <w:t>LeetCode</w:t>
+      </w:r>
+      <w:proofErr w:type="spellEnd"/>
+      <w:r>
+        <w:t xml:space="preserve"> 402)</w:t>
       </w:r>
     </w:p>
     <w:p>
@@ -1334,7 +1835,23 @@
         </w:numPr>
       </w:pPr>
       <w:r>
-        <w:t>Decode String (LeetCode 394, e.g. "3[a2[c]]" → "accaccacc")</w:t>
+        <w:t>Decode String (</w:t>
+      </w:r>
+      <w:proofErr w:type="spellStart"/>
+      <w:r>
+        <w:t>LeetCode</w:t>
+      </w:r>
+      <w:proofErr w:type="spellEnd"/>
+      <w:r>
+        <w:t xml:space="preserve"> 394, e.g. "3[a2[c]]" → "</w:t>
+      </w:r>
+      <w:proofErr w:type="spellStart"/>
+      <w:r>
+        <w:t>accaccacc</w:t>
+      </w:r>
+      <w:proofErr w:type="spellEnd"/>
+      <w:r>
+        <w:t>")</w:t>
       </w:r>
     </w:p>
     <w:p>
@@ -3639,6 +4156,7 @@
   <w:style w:type="character" w:default="1" w:styleId="DefaultParagraphFont">
     <w:name w:val="Default Paragraph Font"/>
     <w:uiPriority w:val="1"/>
+    <w:semiHidden/>
     <w:unhideWhenUsed/>
   </w:style>
   <w:style w:type="table" w:default="1" w:styleId="TableNormal">
